--- a/Knowledge/2-Science/3-Social science/1-Linguistics/0-Intro to Linguistics/3-Wiki Source/1-Outline of linguistics/Source.docx
+++ b/Knowledge/2-Science/3-Social science/1-Linguistics/0-Intro to Linguistics/3-Wiki Source/1-Outline of linguistics/Source.docx
@@ -14,92 +14,91 @@
         <w:rPr>
           <w:b/>
         </w:rPr>
-        <w:t>* Download Name</w:t>
+        <w:t xml:space="preserve">* Source ID: </w:t>
+      </w:r>
+      <w:r>
+        <w:rPr>
+          <w:bCs/>
+        </w:rPr>
+        <w:t>3</w:t>
+      </w:r>
+      <w:r>
+        <w:rPr>
+          <w:bCs/>
+        </w:rPr>
+        <w:t>7</w:t>
+      </w:r>
+      <w:r>
+        <w:br/>
+      </w:r>
+      <w:r>
+        <w:t xml:space="preserve">* </w:t>
+      </w:r>
+      <w:r>
+        <w:rPr>
+          <w:b/>
+        </w:rPr>
+        <w:t>Content Title</w:t>
+      </w:r>
+      <w:r>
+        <w:t>: [en_wikipedia_org_wiki_Outline_of_linguistics.pdf -&gt; Outline of linguistics.pdf] [Wiki Source - Outline of linguistics]</w:t>
+      </w:r>
+      <w:r>
+        <w:br/>
+        <w:t xml:space="preserve">* </w:t>
+      </w:r>
+      <w:r>
+        <w:rPr>
+          <w:b/>
+        </w:rPr>
+        <w:t>Content Type</w:t>
+      </w:r>
+      <w:r>
+        <w:t>: Document</w:t>
+      </w:r>
+      <w:r>
+        <w:br/>
+        <w:t xml:space="preserve">* </w:t>
+      </w:r>
+      <w:r>
+        <w:rPr>
+          <w:b/>
+        </w:rPr>
+        <w:t>Domain</w:t>
+      </w:r>
+      <w:r>
+        <w:t>: Educational</w:t>
+      </w:r>
+      <w:r>
+        <w:br/>
+        <w:t xml:space="preserve">* </w:t>
+      </w:r>
+      <w:r>
+        <w:rPr>
+          <w:b/>
+        </w:rPr>
+        <w:t>Source Platform</w:t>
+      </w:r>
+      <w:r>
+        <w:t>: Wikipedia (https://www.wikipedia.org)</w:t>
+      </w:r>
+      <w:r>
+        <w:br/>
+        <w:t xml:space="preserve">* </w:t>
+      </w:r>
+      <w:r>
+        <w:rPr>
+          <w:b/>
+        </w:rPr>
+        <w:t>Source Reference</w:t>
       </w:r>
       <w:r>
         <w:t xml:space="preserve">: </w:t>
       </w:r>
-      <w:r>
-        <w:t>[</w:t>
-      </w:r>
-      <w:r>
-        <w:t>en_wikipedia_org_wiki_Outline_of_linguistics.pdf</w:t>
-      </w:r>
-      <w:r>
-        <w:t xml:space="preserve"> -&gt; </w:t>
-      </w:r>
-      <w:r>
-        <w:t>Outline of linguistics.pdf</w:t>
-      </w:r>
-      <w:r>
-        <w:t>] [</w:t>
-      </w:r>
-      <w:r>
-        <w:t>Wiki Source - Outline of linguistics</w:t>
-      </w:r>
-      <w:r>
-        <w:t>]</w:t>
-      </w:r>
-      <w:r>
-        <w:br/>
-        <w:t xml:space="preserve">* </w:t>
-      </w:r>
-      <w:r>
-        <w:rPr>
-          <w:b/>
-        </w:rPr>
-        <w:t>Download Type</w:t>
-      </w:r>
-      <w:r>
-        <w:t>: Document</w:t>
-      </w:r>
-      <w:r>
-        <w:br/>
-        <w:t xml:space="preserve">* </w:t>
-      </w:r>
-      <w:r>
-        <w:rPr>
-          <w:b/>
-        </w:rPr>
-        <w:t>Source Type</w:t>
-      </w:r>
-      <w:r>
-        <w:t>: Educational</w:t>
-      </w:r>
-      <w:r>
-        <w:br/>
-      </w:r>
-      <w:r>
-        <w:t xml:space="preserve">* </w:t>
-      </w:r>
-      <w:r>
-        <w:rPr>
-          <w:b/>
-          <w:bCs/>
-        </w:rPr>
-        <w:t>Source Platform</w:t>
-      </w:r>
-      <w:r>
-        <w:t>: Wikipedia (https://www.wikipedia.org)</w:t>
-      </w:r>
-      <w:r>
-        <w:br/>
-        <w:t xml:space="preserve">* </w:t>
-      </w:r>
-      <w:r>
-        <w:rPr>
-          <w:b/>
-        </w:rPr>
-        <w:t>Download Source</w:t>
-      </w:r>
-      <w:r>
-        <w:t xml:space="preserve">: </w:t>
-      </w:r>
-      <w:hyperlink r:id="rId5">
+      <w:hyperlink r:id="rId5" w:history="1">
         <w:r>
           <w:rPr>
-            <w:color w:val="1155CC"/>
-            <w:u w:val="single"/>
+            <w:rStyle w:val="Hyperlink"/>
           </w:rPr>
           <w:t>https://en.wikipedia.org/wiki/Outline_of_linguistics</w:t>
         </w:r>
@@ -113,50 +112,71 @@
       <w:r>
         <w:rPr>
           <w:b/>
-        </w:rPr>
-        <w:t>Download Server / Mirror</w:t>
+          <w:bCs/>
+        </w:rPr>
+        <w:t>Source Type</w:t>
       </w:r>
       <w:r>
         <w:t xml:space="preserve">: </w:t>
       </w:r>
       <w:r>
-        <w:t>https://en.wikipedia.org [Wikipedia Server]</w:t>
-      </w:r>
-      <w:r>
-        <w:br/>
-        <w:t xml:space="preserve">* </w:t>
-      </w:r>
-      <w:r>
-        <w:rPr>
-          <w:b/>
-        </w:rPr>
-        <w:t>Download Method</w:t>
-      </w:r>
-      <w:r>
-        <w:t xml:space="preserve">: </w:t>
-      </w:r>
-      <w:r>
-        <w:t xml:space="preserve">Web Tool: </w:t>
-      </w:r>
-      <w:proofErr w:type="spellStart"/>
-      <w:r>
-        <w:t>Sejda</w:t>
-      </w:r>
-      <w:proofErr w:type="spellEnd"/>
-      <w:r>
-        <w:t xml:space="preserve"> - HTML to PDF (https://www.sejda.com/html-to-pdf) [convert html to pdf]</w:t>
-      </w:r>
-      <w:r>
-        <w:br/>
-      </w:r>
-      <w:r>
-        <w:t xml:space="preserve">* </w:t>
-      </w:r>
-      <w:r>
-        <w:rPr>
-          <w:b/>
-        </w:rPr>
-        <w:t>Download Format</w:t>
+        <w:t>Converted</w:t>
+      </w:r>
+      <w:r>
+        <w:br/>
+        <w:t xml:space="preserve">* </w:t>
+      </w:r>
+      <w:r>
+        <w:rPr>
+          <w:b/>
+          <w:bCs/>
+        </w:rPr>
+        <w:t>Source Nature:</w:t>
+      </w:r>
+      <w:r>
+        <w:t xml:space="preserve"> </w:t>
+      </w:r>
+      <w:r>
+        <w:t>D</w:t>
+      </w:r>
+      <w:r>
+        <w:t>igital</w:t>
+      </w:r>
+      <w:r>
+        <w:br/>
+        <w:t xml:space="preserve">* </w:t>
+      </w:r>
+      <w:r>
+        <w:rPr>
+          <w:b/>
+        </w:rPr>
+        <w:t>Storage Host</w:t>
+      </w:r>
+      <w:r>
+        <w:t>: https://en.wikipedia.org [Wikipedia Server]</w:t>
+      </w:r>
+      <w:r>
+        <w:br/>
+        <w:t xml:space="preserve">* </w:t>
+      </w:r>
+      <w:r>
+        <w:rPr>
+          <w:b/>
+        </w:rPr>
+        <w:t>Acquisition Method</w:t>
+      </w:r>
+      <w:r>
+        <w:t>: Web Tool: Sejda - HTML to PDF (https://www.sejda.com/html-to-pdf) [convert html to pdf]</w:t>
+      </w:r>
+      <w:r>
+        <w:br/>
+        <w:t xml:space="preserve">* </w:t>
+      </w:r>
+      <w:r>
+        <w:rPr>
+          <w:b/>
+        </w:rPr>
+        <w:t>File Format</w:t>
       </w:r>
       <w:r>
         <w:t>: .pdf</w:t>
@@ -169,7 +189,7 @@
         <w:rPr>
           <w:b/>
         </w:rPr>
-        <w:t>Download Quality</w:t>
+        <w:t>Content Quality</w:t>
       </w:r>
       <w:r>
         <w:t>: High</w:t>
@@ -182,86 +202,36 @@
         <w:rPr>
           <w:b/>
         </w:rPr>
-        <w:t>Download Date</w:t>
+        <w:t>Acquisition Date</w:t>
       </w:r>
       <w:r>
         <w:t>: 7/19/2025</w:t>
       </w:r>
       <w:r>
         <w:br/>
-      </w:r>
-      <w:r>
-        <w:t xml:space="preserve">* </w:t>
-      </w:r>
-      <w:r>
-        <w:rPr>
-          <w:b/>
-        </w:rPr>
-        <w:t>Saved Location</w:t>
-      </w:r>
-      <w:r>
-        <w:t xml:space="preserve">: </w:t>
-      </w:r>
-      <w:proofErr w:type="spellStart"/>
-      <w:r>
-        <w:t>StorageType</w:t>
-      </w:r>
-      <w:proofErr w:type="spellEnd"/>
-      <w:r>
-        <w:t xml:space="preserve">: Cloud -&gt; Platform: GitHub -&gt; Account: </w:t>
-      </w:r>
-      <w:proofErr w:type="spellStart"/>
-      <w:r>
-        <w:t>topicsscience</w:t>
-      </w:r>
-      <w:proofErr w:type="spellEnd"/>
-      <w:r>
-        <w:t xml:space="preserve"> -&gt; Repository: </w:t>
-      </w:r>
-      <w:proofErr w:type="spellStart"/>
-      <w:r>
-        <w:t>kingdomheartsknowledge</w:t>
-      </w:r>
-      <w:proofErr w:type="spellEnd"/>
-      <w:r>
-        <w:t xml:space="preserve"> -&gt; Path: Knowledge/2-Science/3-Social science/1-Linguistics/0-Intro to Linguistics/..</w:t>
-      </w:r>
-      <w:r>
-        <w:rPr>
-          <w:sz w:val="18"/>
-          <w:szCs w:val="18"/>
-        </w:rPr>
-        <w:br/>
-      </w:r>
-      <w:r>
-        <w:t xml:space="preserve">* </w:t>
-      </w:r>
-      <w:r>
-        <w:rPr>
-          <w:b/>
-        </w:rPr>
-        <w:t xml:space="preserve">Notes: </w:t>
-      </w:r>
-      <w:r>
-        <w:rPr>
-          <w:sz w:val="20"/>
-          <w:szCs w:val="20"/>
-        </w:rPr>
-        <w:t>Wiki Source -</w:t>
-      </w:r>
-      <w:r>
-        <w:rPr>
-          <w:sz w:val="24"/>
-          <w:szCs w:val="24"/>
-        </w:rPr>
-        <w:t xml:space="preserve"> </w:t>
-      </w:r>
-      <w:r>
-        <w:rPr>
-          <w:sz w:val="20"/>
-          <w:szCs w:val="20"/>
-        </w:rPr>
-        <w:t>[This page was last edited on 26 June 2025, at 19:07 (UTC)]</w:t>
+        <w:t xml:space="preserve">* </w:t>
+      </w:r>
+      <w:r>
+        <w:rPr>
+          <w:b/>
+        </w:rPr>
+        <w:t>Storage Location</w:t>
+      </w:r>
+      <w:r>
+        <w:t>: StorageType: Cloud -&gt; Platform: GitHub -&gt; Account: topicsscience -&gt; Repository: kingdomheartsknowledge -&gt; Path: Knowledge/2-Science/3-Social science/1-Linguistics/0-Intro to Linguistics/..</w:t>
+      </w:r>
+      <w:r>
+        <w:br/>
+        <w:t xml:space="preserve">* </w:t>
+      </w:r>
+      <w:r>
+        <w:rPr>
+          <w:b/>
+        </w:rPr>
+        <w:t>Notes</w:t>
+      </w:r>
+      <w:r>
+        <w:t>: Wiki Source - [This page was last edited on 26 June 2025, at 19:07 (UTC)]</w:t>
       </w:r>
     </w:p>
     <w:sectPr>
@@ -978,6 +948,29 @@
       <w:szCs w:val="30"/>
     </w:rPr>
   </w:style>
+  <w:style w:type="character" w:styleId="Hyperlink">
+    <w:name w:val="Hyperlink"/>
+    <w:basedOn w:val="DefaultParagraphFont"/>
+    <w:uiPriority w:val="99"/>
+    <w:unhideWhenUsed/>
+    <w:rsid w:val="006912D3"/>
+    <w:rPr>
+      <w:color w:val="0000FF" w:themeColor="hyperlink"/>
+      <w:u w:val="single"/>
+    </w:rPr>
+  </w:style>
+  <w:style w:type="character" w:styleId="UnresolvedMention">
+    <w:name w:val="Unresolved Mention"/>
+    <w:basedOn w:val="DefaultParagraphFont"/>
+    <w:uiPriority w:val="99"/>
+    <w:semiHidden/>
+    <w:unhideWhenUsed/>
+    <w:rsid w:val="006912D3"/>
+    <w:rPr>
+      <w:color w:val="605E5C"/>
+      <w:shd w:val="clear" w:color="auto" w:fill="E1DFDD"/>
+    </w:rPr>
+  </w:style>
 </w:styles>
 </file>
 
